--- a/scenarios/S10_election_office_support/deliverables/선거비용실사_민원대응_절차서.docx
+++ b/scenarios/S10_election_office_support/deliverables/선거비용실사_민원대응_절차서.docx
@@ -277,6 +277,11 @@
     </w:p>
     <w:p>
       <w:r>
+        <w:t>관리계와 지도계 간 선거 지원 업무를 인계할 때에는 민원·실사 자료의 목적, 처리상태, 담당자, 후속조치 및 공유 범위를 기록하고 필요한 범위에서만 접근·공유한다. 실사 보조자는 공식 판단이나 대외 확정 답변을 하지 않으며, 유권해석이 필요한 민원은 기존 사례와의 차이 및 쟁점을 정리하여 담당 승인권자에게 에스컬레이션한다. 최종 승인권자·보고 기준, 에스컬레이션 SLA, 자료 보존기간·접근권한은 후속 확정사항으로 관리한다.</w:t>
+      </w:r>
+    </w:p>
+    <w:p>
+      <w:r>
         <w:t>실사 및 민원처리 과정에서 취득한 개인정보와 회계자료는 목적 외 사용을 금지하며 열람 이력을 기록한다.</w:t>
       </w:r>
     </w:p>
@@ -315,6 +320,123 @@
       </w:pPr>
       <w:r>
         <w:t>변경 이력</w:t>
+      </w:r>
+    </w:p>
+    <w:p>
+      <w:pPr>
+        <w:pStyle w:val="Heading2"/>
+      </w:pPr>
+      <w:r>
+        <w:t>[REQ-20250308-election-support-escalation] 관리계·지도계의 선거 지원 절차, 민원 유권해석 에스컬레이션, 협업·기록 기준을 반영하고 후속 확정사항을 관</w:t>
+      </w:r>
+    </w:p>
+    <w:p>
+      <w:r>
+        <w:rPr>
+          <w:sz w:val="18"/>
+        </w:rPr>
+        <w:t>일시 2026-07-31T17:06:08.056Z · 요청자 관리계 주무관 · 소스 bench:S10:B00000 · 결정 세 가지 절차·기준서를 LLM Wiki에 반영하고 DOCX·XLSX·PPTX 기성 산출물을 갱신한다. 최종 승인권자·보고 기준, 에스컬레이션 SLA, 보존기간·접근권한은 후속 확정 대상으로 관리하며 법적 근거·책임체계·RACI·개인정보 통제·대외 답변 품질관리 기준을 보완한다. · DA 5</w:t>
+      </w:r>
+    </w:p>
+    <w:p>
+      <w:pPr>
+        <w:pStyle w:val="ListBullet"/>
+      </w:pPr>
+      <w:r>
+        <w:t>관리계 선거비용 실사 보조 업무 범위·절차·역할·기록·보고 기준 문서화</w:t>
+      </w:r>
+    </w:p>
+    <w:p>
+      <w:pPr>
+        <w:pStyle w:val="ListBullet"/>
+      </w:pPr>
+      <w:r>
+        <w:t>지도계 민원 접수·분류·답변 및 유권해석 에스컬레이션 기준 문서화</w:t>
+      </w:r>
+    </w:p>
+    <w:p>
+      <w:pPr>
+        <w:pStyle w:val="ListBullet"/>
+      </w:pPr>
+      <w:r>
+        <w:t>관리계·지도계 간 선거 지원 업무 인계·협업·기록 공유 기준 정리</w:t>
+      </w:r>
+    </w:p>
+    <w:p>
+      <w:pPr>
+        <w:pStyle w:val="ListBullet"/>
+      </w:pPr>
+      <w:r>
+        <w:t>법적 근거·책임체계·RACI·개인정보 통제·대외 답변 품질관리 기준 보완 대상으로 관리</w:t>
+      </w:r>
+    </w:p>
+    <w:p>
+      <w:pPr>
+        <w:pStyle w:val="IntenseQuote"/>
+      </w:pPr>
+      <w:r>
+        <w:t>리스크:</w:t>
+      </w:r>
+    </w:p>
+    <w:p>
+      <w:pPr>
+        <w:pStyle w:val="ListBullet"/>
+      </w:pPr>
+      <w:r>
+        <w:t>선거비용 실사 보조 업무의 책임 범위가 불명확하면 실사 판단 또는 공식 조치로 오인될 수 있음</w:t>
+      </w:r>
+    </w:p>
+    <w:p>
+      <w:pPr>
+        <w:pStyle w:val="ListBullet"/>
+      </w:pPr>
+      <w:r>
+        <w:t>유권해석 에스컬레이션 기준이 모호하면 민원 답변 지연이나 부적절한 자체 판단이 발생할 수 있음</w:t>
+      </w:r>
+    </w:p>
+    <w:p>
+      <w:pPr>
+        <w:pStyle w:val="ListBullet"/>
+      </w:pPr>
+      <w:r>
+        <w:t>민원 및 선거 관련 자료의 기록·공유 과정에서 개인정보와 민감정보가 부적절하게 취급될 수 있음</w:t>
+      </w:r>
+    </w:p>
+    <w:p>
+      <w:pPr>
+        <w:pStyle w:val="IntenseQuote"/>
+      </w:pPr>
+      <w:r>
+        <w:t>미해결 질문:</w:t>
+      </w:r>
+    </w:p>
+    <w:p>
+      <w:pPr>
+        <w:pStyle w:val="ListBullet"/>
+      </w:pPr>
+      <w:r>
+        <w:t>선거비용 실사 보조 절차의 최종 승인권자와 관련 기관 또는 상위 부서 보고 기준은 무엇인가?</w:t>
+      </w:r>
+    </w:p>
+    <w:p>
+      <w:pPr>
+        <w:pStyle w:val="ListBullet"/>
+      </w:pPr>
+      <w:r>
+        <w:t>유권해석 요청의 접수처, 에스컬레이션 승인권자 및 목표 처리시간을 어떻게 정할 것인가?</w:t>
+      </w:r>
+    </w:p>
+    <w:p>
+      <w:pPr>
+        <w:pStyle w:val="ListBullet"/>
+      </w:pPr>
+      <w:r>
+        <w:t>민원 및 실사 자료의 보존기간과 접근권한은 어떻게 설정할 것인가?</w:t>
+      </w:r>
+    </w:p>
+    <w:p>
+      <w:r>
+        <w:t>위키 커밋: https://github.com/Abraxaspark91/n8n_termpjt/commit/448e4540a4461526cb949c580d822376b03a001d</w:t>
       </w:r>
     </w:p>
     <w:sectPr>

--- a/scenarios/S10_election_office_support/deliverables/선거비용실사_민원대응_절차서.docx
+++ b/scenarios/S10_election_office_support/deliverables/선거비용실사_민원대응_절차서.docx
@@ -235,6 +235,11 @@
     </w:p>
     <w:p>
       <w:r>
+        <w:t>일반 민원 7일 및 법령해석 민원 14일 처리 원칙과 별도로, 에스컬레이션 접수처·승인권자·목표 처리시간(SLA), 최종 승인권자 및 상위 부서 보고 기준은 미확정 사항으로 후속 확정한다.</w:t>
+      </w:r>
+    </w:p>
+    <w:p>
+      <w:r>
         <w:t>일반 민원은 접수 후 7일 이내, 법령해석이 필요한 민원은 14일 이내 처리를 원칙으로 한다.</w:t>
       </w:r>
     </w:p>
@@ -437,6 +442,195 @@
     <w:p>
       <w:r>
         <w:t>위키 커밋: https://github.com/Abraxaspark91/n8n_termpjt/commit/448e4540a4461526cb949c580d822376b03a001d</w:t>
+      </w:r>
+    </w:p>
+    <w:p>
+      <w:pPr>
+        <w:pStyle w:val="Heading2"/>
+      </w:pPr>
+      <w:r>
+        <w:t>[REQ-20250308-election-support-escalation-approval] 관리계·지도계 선거 사무 지원 절차와 에스컬레이션 기준을 반영하고 미확정 승인·SLA·보존·권한 항목을 후속</w:t>
+      </w:r>
+    </w:p>
+    <w:p>
+      <w:r>
+        <w:rPr>
+          <w:sz w:val="18"/>
+        </w:rPr>
+        <w:t>일시 2026-07-31T17:10:10.546Z · 요청자 관리계 주무관 · 소스 bench:S10:B10000 · 결정 세 가지 신규 절차·연계 기준서를 반영하고 산출물_설계서.docx, 요구사항_추적표.xlsx, 보고_장표.pptx 및 팀 채널 공지문 초안을 갱신 대상으로 승인한다. 최종 승인권자·법적 근거·RACI·SLA·보존기간·접근권한·대외 답변 품질관리 책임은 후속 확정 항목으로 관리한다. · DA 5</w:t>
+      </w:r>
+    </w:p>
+    <w:p>
+      <w:pPr>
+        <w:pStyle w:val="ListBullet"/>
+      </w:pPr>
+      <w:r>
+        <w:t>관리계의 선거비용 실사 보조 업무 범위·처리 절차·담당자 역할·기록·보고 기준을 문서화한다.</w:t>
+      </w:r>
+    </w:p>
+    <w:p>
+      <w:pPr>
+        <w:pStyle w:val="ListBullet"/>
+      </w:pPr>
+      <w:r>
+        <w:t>관리계의 보조 업무와 공식 판단·조치의 경계를 명시한다.</w:t>
+      </w:r>
+    </w:p>
+    <w:p>
+      <w:pPr>
+        <w:pStyle w:val="ListBullet"/>
+      </w:pPr>
+      <w:r>
+        <w:t>지도계의 민원 접수·분류·답변 및 유권해석 에스컬레이션 기준을 문서화한다.</w:t>
+      </w:r>
+    </w:p>
+    <w:p>
+      <w:pPr>
+        <w:pStyle w:val="ListBullet"/>
+      </w:pPr>
+      <w:r>
+        <w:t>관리계·지도계 간 업무 인계·협업·기록 공유 및 책임 분담 기준을 정리한다.</w:t>
+      </w:r>
+    </w:p>
+    <w:p>
+      <w:pPr>
+        <w:pStyle w:val="ListBullet"/>
+      </w:pPr>
+      <w:r>
+        <w:t>민원·선거 관련 개인정보 및 민감정보 처리 통제를 반영한다.</w:t>
+      </w:r>
+    </w:p>
+    <w:p>
+      <w:pPr>
+        <w:pStyle w:val="ListBullet"/>
+      </w:pPr>
+      <w:r>
+        <w:t>최종 승인권자·보고 기준·에스컬레이션 접수처와 승인권자·목표 처리시간(SLA)·대외 답변 품질관리 기준을 미확정 항목으로 표시한다.</w:t>
+      </w:r>
+    </w:p>
+    <w:p>
+      <w:pPr>
+        <w:pStyle w:val="ListBullet"/>
+      </w:pPr>
+      <w:r>
+        <w:t>기존 설계서·요구사항 추적표·보고 장표에 신규 절차와 연계 기준을 반영하고 관련 요구사항의 추적 상태를 갱신한다.</w:t>
+      </w:r>
+    </w:p>
+    <w:p>
+      <w:pPr>
+        <w:pStyle w:val="IntenseQuote"/>
+      </w:pPr>
+      <w:r>
+        <w:t>리스크:</w:t>
+      </w:r>
+    </w:p>
+    <w:p>
+      <w:pPr>
+        <w:pStyle w:val="ListBullet"/>
+      </w:pPr>
+      <w:r>
+        <w:t>보조 업무와 공식 판단·조치의 경계가 불명확하면 책임 범위 오인 또는 부적절한 공식 조치로 이어질 수 있다.</w:t>
+      </w:r>
+    </w:p>
+    <w:p>
+      <w:pPr>
+        <w:pStyle w:val="ListBullet"/>
+      </w:pPr>
+      <w:r>
+        <w:t>유권해석 에스컬레이션 기준이 모호하면 민원 답변 지연이나 담당자의 독자적이고 부적절한 판단이 발생할 수 있다.</w:t>
+      </w:r>
+    </w:p>
+    <w:p>
+      <w:pPr>
+        <w:pStyle w:val="ListBullet"/>
+      </w:pPr>
+      <w:r>
+        <w:t>최종 승인권자와 보고 기준이 확정되지 않으면 책임소재 불명확 및 보고 누락 위험이 있다.</w:t>
+      </w:r>
+    </w:p>
+    <w:p>
+      <w:pPr>
+        <w:pStyle w:val="ListBullet"/>
+      </w:pPr>
+      <w:r>
+        <w:t>에스컬레이션 SLA가 미확정이면 처리 지연과 민원 답변 품질 편차가 발생할 수 있다.</w:t>
+      </w:r>
+    </w:p>
+    <w:p>
+      <w:pPr>
+        <w:pStyle w:val="ListBullet"/>
+      </w:pPr>
+      <w:r>
+        <w:t>민원 및 선거 관련 기록의 공유 과정에서 개인정보·민감정보가 과도하게 노출되거나 접근통제가 미흡할 수 있다.</w:t>
+      </w:r>
+    </w:p>
+    <w:p>
+      <w:pPr>
+        <w:pStyle w:val="ListBullet"/>
+      </w:pPr>
+      <w:r>
+        <w:t>관리계·지도계 간 세부 RACI와 대외 답변 품질관리 책임이 불명확하면 업무 중복 또는 누락이 발생할 수 있다.</w:t>
+      </w:r>
+    </w:p>
+    <w:p>
+      <w:pPr>
+        <w:pStyle w:val="IntenseQuote"/>
+      </w:pPr>
+      <w:r>
+        <w:t>미해결 질문:</w:t>
+      </w:r>
+    </w:p>
+    <w:p>
+      <w:pPr>
+        <w:pStyle w:val="ListBullet"/>
+      </w:pPr>
+      <w:r>
+        <w:t>선거비용 실사 보조 절차의 최종 승인권자와 관련 기관 또는 상위 부서 보고 기준은 누구인가?</w:t>
+      </w:r>
+    </w:p>
+    <w:p>
+      <w:pPr>
+        <w:pStyle w:val="ListBullet"/>
+      </w:pPr>
+      <w:r>
+        <w:t>유권해석 요청의 공식 접수처와 에스컬레이션 승인권자는 누구인가?</w:t>
+      </w:r>
+    </w:p>
+    <w:p>
+      <w:pPr>
+        <w:pStyle w:val="ListBullet"/>
+      </w:pPr>
+      <w:r>
+        <w:t>에스컬레이션 및 민원 답변의 목표 처리시간(SLA)은 얼마인가?</w:t>
+      </w:r>
+    </w:p>
+    <w:p>
+      <w:pPr>
+        <w:pStyle w:val="ListBullet"/>
+      </w:pPr>
+      <w:r>
+        <w:t>민원 및 실사 자료의 보존기간과 접근권한은 어떻게 정할 것인가?</w:t>
+      </w:r>
+    </w:p>
+    <w:p>
+      <w:pPr>
+        <w:pStyle w:val="ListBullet"/>
+      </w:pPr>
+      <w:r>
+        <w:t>적용할 법적 근거와 공식 판단·조치의 최종 책임 주체는 무엇인가?</w:t>
+      </w:r>
+    </w:p>
+    <w:p>
+      <w:pPr>
+        <w:pStyle w:val="ListBullet"/>
+      </w:pPr>
+      <w:r>
+        <w:t>관리계·지도계 간 세부 RACI와 대외 답변 품질관리 책임자는 누구인가?</w:t>
+      </w:r>
+    </w:p>
+    <w:p>
+      <w:r>
+        <w:t>위키 커밋: https://github.com/Abraxaspark91/n8n_termpjt/commit/c2afd14ec29fa1e7d491105b21c1e10438b64a21</w:t>
       </w:r>
     </w:p>
     <w:sectPr>

--- a/scenarios/S10_election_office_support/deliverables/선거비용실사_민원대응_절차서.docx
+++ b/scenarios/S10_election_office_support/deliverables/선거비용실사_민원대응_절차서.docx
@@ -231,6 +231,11 @@
       </w:pPr>
       <w:r>
         <w:t>4. 처리기한 및 보고체계</w:t>
+      </w:r>
+    </w:p>
+    <w:p>
+      <w:r>
+        <w:t>현수막 규격 문의와 기부행위 해당여부 문의를 포함한 민원은 접수 시점을 기준으로 3일 이내 처리를 원칙으로 하며, 처리의 시작 시점·완료 정의·예외 및 유권해석 에스컬레이션 목표 SLA는 공식 승인권자와 접수처 확정 후 정합화한다. 실사 보조자는 공식 판단이나 조치를 하지 않고 담당 조사관에게 기록·보고하며, 관리계와 지도계는 인계 시 처리상태·담당자·후속조치·공유 범위를 기록하고 필요한 범위에서만 민감정보를 공유한다.</w:t>
       </w:r>
     </w:p>
     <w:p>
@@ -633,6 +638,187 @@
         <w:t>위키 커밋: https://github.com/Abraxaspark91/n8n_termpjt/commit/c2afd14ec29fa1e7d491105b21c1e10438b64a21</w:t>
       </w:r>
     </w:p>
+    <w:p>
+      <w:pPr>
+        <w:pStyle w:val="Heading2"/>
+      </w:pPr>
+      <w:r>
+        <w:t>[REQ-20260731-S10-B01000-2359] 관리계·지도계 선거 지원 절차와 3일 민원 처리 원칙을 통합 산출물에 반영한다.</w:t>
+      </w:r>
+    </w:p>
+    <w:p>
+      <w:r>
+        <w:rPr>
+          <w:sz w:val="18"/>
+        </w:rPr>
+        <w:t>일시 2026-07-31T17:13:46.898Z · 요청자 관리계 주무관,관리계 주무관,관리계 주무관,관리계 주무관 · 소스 bench:S10:B01000 · 결정 PM 승인(HITL) · DA 통과 · DA 5</w:t>
+      </w:r>
+    </w:p>
+    <w:p>
+      <w:pPr>
+        <w:pStyle w:val="ListBullet"/>
+      </w:pPr>
+      <w:r>
+        <w:t>관리계 선거비용 실사 보조 업무의 범위·절차·역할·기록·보고 기준을 문서화하고 공식 판단·조치와의 권한 경계를 명시</w:t>
+      </w:r>
+    </w:p>
+    <w:p>
+      <w:pPr>
+        <w:pStyle w:val="ListBullet"/>
+      </w:pPr>
+      <w:r>
+        <w:t>지도계 민원 접수·분류·답변 및 유권해석 에스컬레이션 기준에 현수막 규격 문의와 기부행위 해당여부 문의를 반영</w:t>
+      </w:r>
+    </w:p>
+    <w:p>
+      <w:pPr>
+        <w:pStyle w:val="ListBullet"/>
+      </w:pPr>
+      <w:r>
+        <w:t>관리계·지도계 간 업무 인계·협업·기록 공유·책임 분담 및 개인정보·민감정보 처리 통제를 반영</w:t>
+      </w:r>
+    </w:p>
+    <w:p>
+      <w:pPr>
+        <w:pStyle w:val="ListBullet"/>
+      </w:pPr>
+      <w:r>
+        <w:t>민원 처리 3일 원칙과 최종 승인권자·공식 접수처·SLA·보존기간·접근권한·법적 근거·RACI·대외 답변 품질관리 책임의 미확정 상태를 기록</w:t>
+      </w:r>
+    </w:p>
+    <w:p>
+      <w:pPr>
+        <w:pStyle w:val="IntenseQuote"/>
+      </w:pPr>
+      <w:r>
+        <w:t>리스크:</w:t>
+      </w:r>
+    </w:p>
+    <w:p>
+      <w:pPr>
+        <w:pStyle w:val="ListBullet"/>
+      </w:pPr>
+      <w:r>
+        <w:t>보조 업무와 공식 판단·조치의 경계가 불명확하면 책임 범위 오인이나 부적절한 공식 조치가 발생할 수 있다.</w:t>
+      </w:r>
+    </w:p>
+    <w:p>
+      <w:pPr>
+        <w:pStyle w:val="ListBullet"/>
+      </w:pPr>
+      <w:r>
+        <w:t>유권해석 에스컬레이션 기준이나 공식 접수처가 불명확하면 민원 지연 또는 담당자의 독자적 판단이 발생할 수 있다.</w:t>
+      </w:r>
+    </w:p>
+    <w:p>
+      <w:pPr>
+        <w:pStyle w:val="ListBullet"/>
+      </w:pPr>
+      <w:r>
+        <w:t>처리기한 3일 원칙의 시작 시점과 완료 정의가 불명확하면 SLA 준수 여부와 답변 품질에 편차가 생길 수 있다.</w:t>
+      </w:r>
+    </w:p>
+    <w:p>
+      <w:pPr>
+        <w:pStyle w:val="ListBullet"/>
+      </w:pPr>
+      <w:r>
+        <w:t>최종 승인권자·보고 기준·세부 RACI가 미확정이면 책임소재 불명확, 보고 누락 또는 업무 중복이 발생할 수 있다.</w:t>
+      </w:r>
+    </w:p>
+    <w:p>
+      <w:pPr>
+        <w:pStyle w:val="ListBullet"/>
+      </w:pPr>
+      <w:r>
+        <w:t>민감정보가 포함된 민원·실사 기록의 공유 과정에서 과도한 노출이나 접근통제 미흡이 발생할 수 있다.</w:t>
+      </w:r>
+    </w:p>
+    <w:p>
+      <w:pPr>
+        <w:pStyle w:val="ListBullet"/>
+      </w:pPr>
+      <w:r>
+        <w:t>법적 근거와 대외 답변 품질관리 책임이 확정되지 않은 상태에서 답변하면 법적·대외 커뮤니케이션 리스크가 발생할 수 있다.</w:t>
+      </w:r>
+    </w:p>
+    <w:p>
+      <w:pPr>
+        <w:pStyle w:val="IntenseQuote"/>
+      </w:pPr>
+      <w:r>
+        <w:t>미해결 질문:</w:t>
+      </w:r>
+    </w:p>
+    <w:p>
+      <w:pPr>
+        <w:pStyle w:val="ListBullet"/>
+      </w:pPr>
+      <w:r>
+        <w:t>선거비용 실사 보조 절차의 최종 승인권자와 상위 부서 또는 관련 기관 보고 기준은 누구인가?</w:t>
+      </w:r>
+    </w:p>
+    <w:p>
+      <w:pPr>
+        <w:pStyle w:val="ListBullet"/>
+      </w:pPr>
+      <w:r>
+        <w:t>유권해석 요청의 공식 접수처와 에스컬레이션 승인권자는 누구인가?</w:t>
+      </w:r>
+    </w:p>
+    <w:p>
+      <w:pPr>
+        <w:pStyle w:val="ListBullet"/>
+      </w:pPr>
+      <w:r>
+        <w:t>현수막 규격 및 기부행위 해당여부 문의에 적용하는 3일 처리기한의 기준 시점과 완료 정의는 무엇인가?</w:t>
+      </w:r>
+    </w:p>
+    <w:p>
+      <w:pPr>
+        <w:pStyle w:val="ListBullet"/>
+      </w:pPr>
+      <w:r>
+        <w:t>민원 답변 및 유권해석 에스컬레이션의 목표 SLA를 3일 원칙과 어떻게 정합화할 것인가?</w:t>
+      </w:r>
+    </w:p>
+    <w:p>
+      <w:pPr>
+        <w:pStyle w:val="ListBullet"/>
+      </w:pPr>
+      <w:r>
+        <w:t>민원·실사 자료의 보존기간과 접근권한은 어떻게 정할 것인가?</w:t>
+      </w:r>
+    </w:p>
+    <w:p>
+      <w:pPr>
+        <w:pStyle w:val="ListBullet"/>
+      </w:pPr>
+      <w:r>
+        <w:t>적용할 법적 근거와 공식 판단·조치의 최종 책임 주체는 누구인가?</w:t>
+      </w:r>
+    </w:p>
+    <w:p>
+      <w:pPr>
+        <w:pStyle w:val="ListBullet"/>
+      </w:pPr>
+      <w:r>
+        <w:t>관리계·지도계 간 세부 RACI와 대외 답변 품질관리 책임자는 누구인가?</w:t>
+      </w:r>
+    </w:p>
+    <w:p>
+      <w:pPr>
+        <w:pStyle w:val="ListBullet"/>
+      </w:pPr>
+      <w:r>
+        <w:t>관련 산출물 간 변경사항과 추적 상태의 일관성 검증을 누가 수행할 것인가?</w:t>
+      </w:r>
+    </w:p>
+    <w:p>
+      <w:r>
+        <w:t>위키 커밋: https://github.com/Abraxaspark91/n8n_termpjt/commit/e9a66f7be2508a784d7bd67bef55dd243eac739f</w:t>
+      </w:r>
+    </w:p>
     <w:sectPr>
       <w:pgSz w:w="12240" w:h="15840"/>
       <w:pgMar w:top="1440" w:right="1800" w:bottom="1440" w:left="1800" w:header="720" w:footer="720" w:gutter="0"/>

--- a/scenarios/S10_election_office_support/deliverables/선거비용실사_민원대응_절차서.docx
+++ b/scenarios/S10_election_office_support/deliverables/선거비용실사_민원대응_절차서.docx
@@ -231,6 +231,11 @@
       </w:pPr>
       <w:r>
         <w:t>4. 처리기한 및 보고체계</w:t>
+      </w:r>
+    </w:p>
+    <w:p>
+      <w:r>
+        <w:t>현수막 규격 문의와 기부행위 해당 여부 문의를 포함한 민원은 접수 시점을 기준으로 3일 이내 처리를 원칙으로 한다. 다만 기산 시점, 적용 범위, 예외, 완료 정의 및 유권해석 에스컬레이션 목표 SLA는 공식 승인권자와 접수처 확정 후 정합화한다. 최종 승인권자·상위 부서 또는 관련 기관 보고 기준·법적 근거·세부 RACI·대외 답변 품질관리 책임은 후속 확정사항으로 관리한다.</w:t>
       </w:r>
     </w:p>
     <w:p>
@@ -817,6 +822,155 @@
     <w:p>
       <w:r>
         <w:t>위키 커밋: https://github.com/Abraxaspark91/n8n_termpjt/commit/e9a66f7be2508a784d7bd67bef55dd243eac739f</w:t>
+      </w:r>
+    </w:p>
+    <w:p>
+      <w:pPr>
+        <w:pStyle w:val="Heading2"/>
+      </w:pPr>
+      <w:r>
+        <w:t>[REQ-20250308-election-support-escalation-execution] 선거비용 실사 보조·민원 대응·관리계·지도계 협업 기준을 통합 산출물에 반영하고 후속 확정사항을 기록한다.</w:t>
+      </w:r>
+    </w:p>
+    <w:p>
+      <w:r>
+        <w:rPr>
+          <w:sz w:val="18"/>
+        </w:rPr>
+        <w:t>일시 2026-07-31T17:17:30.722Z · 요청자 관리계 주무관 · 소스 bench:S10:B00100 · 결정 신규 절차서·업무분장 기준서·팀 채널 공지문 초안을 추가하고 통합 산출물 3종을 갱신한 결과를 승인한다. 승인권자·법적 근거·RACI·SLA·개인정보 통제 세부사항은 후속 확정 및 시행 전 검증 대상으로 유지한다. · DA 5</w:t>
+      </w:r>
+    </w:p>
+    <w:p>
+      <w:pPr>
+        <w:pStyle w:val="ListBullet"/>
+      </w:pPr>
+      <w:r>
+        <w:t>관리계 선거비용 실사 보조 업무의 범위·절차·역할·기록·보고 기준과 공식 판단·조치의 권한 경계를 문서화</w:t>
+      </w:r>
+    </w:p>
+    <w:p>
+      <w:pPr>
+        <w:pStyle w:val="ListBullet"/>
+      </w:pPr>
+      <w:r>
+        <w:t>지도계 민원 접수·분류·답변 및 유권해석 에스컬레이션 기준에 현수막 규격 문의와 기부행위 해당 여부 문의를 반영</w:t>
+      </w:r>
+    </w:p>
+    <w:p>
+      <w:pPr>
+        <w:pStyle w:val="ListBullet"/>
+      </w:pPr>
+      <w:r>
+        <w:t>관리계·지도계 간 업무 인계·협업·기록 공유·책임 분담 및 개인정보·민감정보 처리 통제를 반영</w:t>
+      </w:r>
+    </w:p>
+    <w:p>
+      <w:pPr>
+        <w:pStyle w:val="ListBullet"/>
+      </w:pPr>
+      <w:r>
+        <w:t>민원 처리 3일 원칙과 기산 시점·적용 범위·예외, 최종 승인권자·법적 근거·RACI·SLA·보존기간·접근권한을 후속 확정사항으로 기록</w:t>
+      </w:r>
+    </w:p>
+    <w:p>
+      <w:pPr>
+        <w:pStyle w:val="IntenseQuote"/>
+      </w:pPr>
+      <w:r>
+        <w:t>리스크:</w:t>
+      </w:r>
+    </w:p>
+    <w:p>
+      <w:pPr>
+        <w:pStyle w:val="ListBullet"/>
+      </w:pPr>
+      <w:r>
+        <w:t>보조 업무와 공식 판단·조치의 경계가 불명확하면 책임 범위 오인이나 부적절한 공식 조치가 발생할 수 있다.</w:t>
+      </w:r>
+    </w:p>
+    <w:p>
+      <w:pPr>
+        <w:pStyle w:val="ListBullet"/>
+      </w:pPr>
+      <w:r>
+        <w:t>유권해석 에스컬레이션 기준이나 공식 접수처가 불명확하면 민원 처리 지연 또는 담당자의 독자적 판단이 발생할 수 있다.</w:t>
+      </w:r>
+    </w:p>
+    <w:p>
+      <w:pPr>
+        <w:pStyle w:val="ListBullet"/>
+      </w:pPr>
+      <w:r>
+        <w:t>처리기한 3일 원칙의 기산 시점과 적용 범위가 불명확하면 SLA 준수 여부와 답변 품질에 편차가 생길 수 있다.</w:t>
+      </w:r>
+    </w:p>
+    <w:p>
+      <w:pPr>
+        <w:pStyle w:val="ListBullet"/>
+      </w:pPr>
+      <w:r>
+        <w:t>최종 승인권자·보고 기준·세부 RACI 및 개인정보 통제가 미확정이면 책임소재 불명확, 보고 누락 또는 민감정보 과다 노출이 발생할 수 있다.</w:t>
+      </w:r>
+    </w:p>
+    <w:p>
+      <w:pPr>
+        <w:pStyle w:val="IntenseQuote"/>
+      </w:pPr>
+      <w:r>
+        <w:t>미해결 질문:</w:t>
+      </w:r>
+    </w:p>
+    <w:p>
+      <w:pPr>
+        <w:pStyle w:val="ListBullet"/>
+      </w:pPr>
+      <w:r>
+        <w:t>선거비용 실사 보조 절차의 최종 승인권자와 상위 부서·관련 기관 보고 기준은 무엇인가?</w:t>
+      </w:r>
+    </w:p>
+    <w:p>
+      <w:pPr>
+        <w:pStyle w:val="ListBullet"/>
+      </w:pPr>
+      <w:r>
+        <w:t>유권해석 요청의 공식 접수처와 에스컬레이션 승인권자는 누구인가?</w:t>
+      </w:r>
+    </w:p>
+    <w:p>
+      <w:pPr>
+        <w:pStyle w:val="ListBullet"/>
+      </w:pPr>
+      <w:r>
+        <w:t>민원 접수일 기준 처리기한 3일 원칙의 기산 시점, 적용 범위 및 예외는 무엇인가?</w:t>
+      </w:r>
+    </w:p>
+    <w:p>
+      <w:pPr>
+        <w:pStyle w:val="ListBullet"/>
+      </w:pPr>
+      <w:r>
+        <w:t>민원 및 실사 자료의 보존기간과 접근권한은 어떻게 정할 것인가?</w:t>
+      </w:r>
+    </w:p>
+    <w:p>
+      <w:pPr>
+        <w:pStyle w:val="ListBullet"/>
+      </w:pPr>
+      <w:r>
+        <w:t>적용할 법적 근거와 공식 판단·조치의 최종 책임 주체는 누구인가?</w:t>
+      </w:r>
+    </w:p>
+    <w:p>
+      <w:pPr>
+        <w:pStyle w:val="ListBullet"/>
+      </w:pPr>
+      <w:r>
+        <w:t>관리계·지도계 간 세부 RACI와 대외 답변 품질관리 책임자는 누구인가?</w:t>
+      </w:r>
+    </w:p>
+    <w:p>
+      <w:r>
+        <w:t>위키 커밋: https://github.com/Abraxaspark91/n8n_termpjt/commit/6a1b3feaf898fdbfc2f65161cb2a2a2e556a9ff8</w:t>
       </w:r>
     </w:p>
     <w:sectPr>

--- a/scenarios/S10_election_office_support/deliverables/선거비용실사_민원대응_절차서.docx
+++ b/scenarios/S10_election_office_support/deliverables/선거비용실사_민원대응_절차서.docx
@@ -231,6 +231,11 @@
       </w:pPr>
       <w:r>
         <w:t>4. 처리기한 및 보고체계</w:t>
+      </w:r>
+    </w:p>
+    <w:p>
+      <w:r>
+        <w:t>처리기한 3일 원칙은 민원 접수일을 기준으로 적용하되, 기산 시점·적용 범위·예외·완료 정의 및 유권해석 에스컬레이션 목표 SLA는 공식 승인권자와 접수처 확정 후 정합화한다. 승인권자·법적 근거·세부 RACI·개인정보 통제·대외 답변 품질관리 책임 및 시행 전 일관성 검증 주체와 일정은 후속 확정사항으로 관리한다.</w:t>
       </w:r>
     </w:p>
     <w:p>
@@ -971,6 +976,203 @@
     <w:p>
       <w:r>
         <w:t>위키 커밋: https://github.com/Abraxaspark91/n8n_termpjt/commit/6a1b3feaf898fdbfc2f65161cb2a2a2e556a9ff8</w:t>
+      </w:r>
+    </w:p>
+    <w:p>
+      <w:pPr>
+        <w:pStyle w:val="Heading2"/>
+      </w:pPr>
+      <w:r>
+        <w:t>[REQ-20250308-election-support-escalation-confirmation] 선거비용 실사 보조·민원 대응·관리계·지도계 협업 기준을 반영하고 관련 산출물 변경사항을 추적한다.</w:t>
+      </w:r>
+    </w:p>
+    <w:p>
+      <w:r>
+        <w:rPr>
+          <w:sz w:val="18"/>
+        </w:rPr>
+        <w:t>일시 2026-07-31T17:21:40.901Z · 요청자 관리계 주무관 · 소스 bench:S10:B00010 · 결정 신규 절차서·업무분장 기준서·팀 채널 공지문 초안 추가와 통합 산출물 3종 수정 범위를 승인한다. 승인권자·법적 근거·RACI·SLA·개인정보 통제 및 시행 전 일관성 검증은 후속 확정·검증 대상으로 유지하며, 실제 deliverable_patch 및 GitHub Actions 실행 여부는 별도 로그로 확인한다. · DA 5</w:t>
+      </w:r>
+    </w:p>
+    <w:p>
+      <w:pPr>
+        <w:pStyle w:val="ListBullet"/>
+      </w:pPr>
+      <w:r>
+        <w:t>관리계의 선거비용 실사 보조 범위·처리 절차·역할·권한 경계·기록·보고 기준을 문서화한다.</w:t>
+      </w:r>
+    </w:p>
+    <w:p>
+      <w:pPr>
+        <w:pStyle w:val="ListBullet"/>
+      </w:pPr>
+      <w:r>
+        <w:t>실사 보조 업무가 공식 판단이나 조치로 오인되지 않도록 최종 판단 및 승인 주체를 구분한다.</w:t>
+      </w:r>
+    </w:p>
+    <w:p>
+      <w:pPr>
+        <w:pStyle w:val="ListBullet"/>
+      </w:pPr>
+      <w:r>
+        <w:t>지도계의 민원 접수·분류·답변 절차와 유권해석 필요 여부 판단 및 상위 검토 전환 기준을 문서화한다.</w:t>
+      </w:r>
+    </w:p>
+    <w:p>
+      <w:pPr>
+        <w:pStyle w:val="ListBullet"/>
+      </w:pPr>
+      <w:r>
+        <w:t>현수막 규격 문의와 기부행위 해당 여부 문의를 주요 민원 유형으로 반영한다.</w:t>
+      </w:r>
+    </w:p>
+    <w:p>
+      <w:pPr>
+        <w:pStyle w:val="ListBullet"/>
+      </w:pPr>
+      <w:r>
+        <w:t>관리계·지도계 간 인계·협업·기록 공유·책임 분담 및 개인정보·민감정보 통제 기준을 반영한다.</w:t>
+      </w:r>
+    </w:p>
+    <w:p>
+      <w:pPr>
+        <w:pStyle w:val="ListBullet"/>
+      </w:pPr>
+      <w:r>
+        <w:t>처리기한 3일 원칙과 미확정 사항을 통합 산출물 및 팀 채널 공지문에 반영한다.</w:t>
+      </w:r>
+    </w:p>
+    <w:p>
+      <w:pPr>
+        <w:pStyle w:val="ListBullet"/>
+      </w:pPr>
+      <w:r>
+        <w:t>관련 요구사항·결정 사항과 산출물 간 추적성을 요구사항 추적표에 추가한다.</w:t>
+      </w:r>
+    </w:p>
+    <w:p>
+      <w:pPr>
+        <w:pStyle w:val="IntenseQuote"/>
+      </w:pPr>
+      <w:r>
+        <w:t>리스크:</w:t>
+      </w:r>
+    </w:p>
+    <w:p>
+      <w:pPr>
+        <w:pStyle w:val="ListBullet"/>
+      </w:pPr>
+      <w:r>
+        <w:t>보조 업무와 공식 판단·조치의 경계가 불명확하면 책임 범위 오인이나 부적절한 조치가 발생할 수 있다.</w:t>
+      </w:r>
+    </w:p>
+    <w:p>
+      <w:pPr>
+        <w:pStyle w:val="ListBullet"/>
+      </w:pPr>
+      <w:r>
+        <w:t>유권해석 공식 접수처와 에스컬레이션 기준이 불명확하면 민원 지연 또는 담당자의 독자적 판단이 발생할 수 있다.</w:t>
+      </w:r>
+    </w:p>
+    <w:p>
+      <w:pPr>
+        <w:pStyle w:val="ListBullet"/>
+      </w:pPr>
+      <w:r>
+        <w:t>3일 처리 원칙의 기산 시점과 예외가 확정되지 않으면 SLA 준수 여부와 답변 품질에 편차가 생길 수 있다.</w:t>
+      </w:r>
+    </w:p>
+    <w:p>
+      <w:pPr>
+        <w:pStyle w:val="ListBullet"/>
+      </w:pPr>
+      <w:r>
+        <w:t>승인권자와 세부 RACI가 미확정이면 보고 누락, 책임소재 불명확 또는 업무 중복이 발생할 수 있다.</w:t>
+      </w:r>
+    </w:p>
+    <w:p>
+      <w:pPr>
+        <w:pStyle w:val="ListBullet"/>
+      </w:pPr>
+      <w:r>
+        <w:t>민원·실사 기록 공유 과정에서 개인정보 및 민감정보가 과도하게 노출될 수 있다.</w:t>
+      </w:r>
+    </w:p>
+    <w:p>
+      <w:pPr>
+        <w:pStyle w:val="ListBullet"/>
+      </w:pPr>
+      <w:r>
+        <w:t>법적 근거와 대외 답변 품질관리 책임이 확정되기 전에 답변하면 법적·대외 커뮤니케이션 리스크가 발생할 수 있다.</w:t>
+      </w:r>
+    </w:p>
+    <w:p>
+      <w:pPr>
+        <w:pStyle w:val="IntenseQuote"/>
+      </w:pPr>
+      <w:r>
+        <w:t>미해결 질문:</w:t>
+      </w:r>
+    </w:p>
+    <w:p>
+      <w:pPr>
+        <w:pStyle w:val="ListBullet"/>
+      </w:pPr>
+      <w:r>
+        <w:t>선거비용 실사 보조 절차의 최종 승인권자와 상위 부서·관련 기관 보고 기준은 무엇인가?</w:t>
+      </w:r>
+    </w:p>
+    <w:p>
+      <w:pPr>
+        <w:pStyle w:val="ListBullet"/>
+      </w:pPr>
+      <w:r>
+        <w:t>유권해석 요청의 공식 접수처와 에스컬레이션 승인권자는 누구인가?</w:t>
+      </w:r>
+    </w:p>
+    <w:p>
+      <w:pPr>
+        <w:pStyle w:val="ListBullet"/>
+      </w:pPr>
+      <w:r>
+        <w:t>3일 처리 원칙의 기산 시점, 적용 범위 및 예외는 어떻게 정하는가?</w:t>
+      </w:r>
+    </w:p>
+    <w:p>
+      <w:pPr>
+        <w:pStyle w:val="ListBullet"/>
+      </w:pPr>
+      <w:r>
+        <w:t>민원 및 실사 자료의 보존기간과 접근권한은 어떻게 정하는가?</w:t>
+      </w:r>
+    </w:p>
+    <w:p>
+      <w:pPr>
+        <w:pStyle w:val="ListBullet"/>
+      </w:pPr>
+      <w:r>
+        <w:t>적용할 법적 근거와 공식 판단·조치의 최종 책임 주체는 누구인가?</w:t>
+      </w:r>
+    </w:p>
+    <w:p>
+      <w:pPr>
+        <w:pStyle w:val="ListBullet"/>
+      </w:pPr>
+      <w:r>
+        <w:t>관리계·지도계 간 세부 RACI와 대외 답변 품질관리 책임자는 누구인가?</w:t>
+      </w:r>
+    </w:p>
+    <w:p>
+      <w:pPr>
+        <w:pStyle w:val="ListBullet"/>
+      </w:pPr>
+      <w:r>
+        <w:t>시행 전 전체 산출물의 일관성 검증은 누가 언제 완료하는가?</w:t>
+      </w:r>
+    </w:p>
+    <w:p>
+      <w:r>
+        <w:t>위키 커밋: https://github.com/Abraxaspark91/n8n_termpjt/commit/04cf18f9eae49b880578bdbb3178f52c5efb7652</w:t>
       </w:r>
     </w:p>
     <w:sectPr>

--- a/scenarios/S10_election_office_support/deliverables/선거비용실사_민원대응_절차서.docx
+++ b/scenarios/S10_election_office_support/deliverables/선거비용실사_민원대응_절차서.docx
@@ -231,6 +231,11 @@
       </w:pPr>
       <w:r>
         <w:t>4. 처리기한 및 보고체계</w:t>
+      </w:r>
+    </w:p>
+    <w:p>
+      <w:r>
+        <w:t>처리기한 3일 원칙은 현수막 규격 문의와 기부행위 해당 여부 문의를 포함한 대상 민원에 적용한다. 기산 시점·적용 범위·예외·완료 정의와 유권해석 에스컬레이션 목표 SLA는 공식 승인권자 및 접수처 확정 후 정합화한다. 최종 승인권자·상위 부서 또는 관련 기관 보고 기준·법적 근거·세부 RACI·대외 답변 품질관리 책임 및 시행 전 일관성 검증 주체와 일정은 후속 확정사항으로 관리한다.</w:t>
       </w:r>
     </w:p>
     <w:p>
@@ -1173,6 +1178,187 @@
     <w:p>
       <w:r>
         <w:t>위키 커밋: https://github.com/Abraxaspark91/n8n_termpjt/commit/04cf18f9eae49b880578bdbb3178f52c5efb7652</w:t>
+      </w:r>
+    </w:p>
+    <w:p>
+      <w:pPr>
+        <w:pStyle w:val="Heading2"/>
+      </w:pPr>
+      <w:r>
+        <w:t xml:space="preserve">[REQ-20250308-election-support-escalation-approval-result] 신규 절차서·업무분장 기준·팀 채널 공지 초안을 추가하고 통합 DOCX·XLSX·PPTX의 추적·3일 처리 </w:t>
+      </w:r>
+    </w:p>
+    <w:p>
+      <w:r>
+        <w:rPr>
+          <w:sz w:val="18"/>
+        </w:rPr>
+        <w:t>일시 2026-07-31T17:24:41.296Z · 요청자 관리계 주무관 · 소스 bench:S10:B00001 · 결정 신규 절차서 3종과 팀 채널 공지문 초안을 추가하고 통합 산출물 3종을 수정한 실행 결과를 승인한다. 승인권자·법적 근거·공식 접수처·SLA·RACI·정보보호 통제 및 시행 전 일관성 검증은 후속 확정·검증 대상으로 유지한다. · DA 5</w:t>
+      </w:r>
+    </w:p>
+    <w:p>
+      <w:pPr>
+        <w:pStyle w:val="ListBullet"/>
+      </w:pPr>
+      <w:r>
+        <w:t>관리계 선거비용 실사 보조 범위·처리 절차·역할·권한 경계·기록·보고 기준을 문서화한다.</w:t>
+      </w:r>
+    </w:p>
+    <w:p>
+      <w:pPr>
+        <w:pStyle w:val="ListBullet"/>
+      </w:pPr>
+      <w:r>
+        <w:t>실사 보조 업무와 공식 판단·조치의 최종 판단·승인 주체를 구분한다.</w:t>
+      </w:r>
+    </w:p>
+    <w:p>
+      <w:pPr>
+        <w:pStyle w:val="ListBullet"/>
+      </w:pPr>
+      <w:r>
+        <w:t>지도계 민원 접수·분류·답변 및 유권해석 필요 여부 판단·상위 검토 전환 기준을 문서화하고 현수막 규격 문의와 기부행위 해당 여부 문의를 반영한다.</w:t>
+      </w:r>
+    </w:p>
+    <w:p>
+      <w:pPr>
+        <w:pStyle w:val="ListBullet"/>
+      </w:pPr>
+      <w:r>
+        <w:t>관리계·지도계 간 인계·협업·기록 공유·책임 분담 및 개인정보·민감정보 통제 기준을 반영한다.</w:t>
+      </w:r>
+    </w:p>
+    <w:p>
+      <w:pPr>
+        <w:pStyle w:val="ListBullet"/>
+      </w:pPr>
+      <w:r>
+        <w:t>처리기한 3일 원칙과 미확정 사항을 통합 산출물 및 팀 채널 공지문에 반영하고 요구사항·결정 사항·산출물 간 추적성을 요구사항 추적표에 추가한다.</w:t>
+      </w:r>
+    </w:p>
+    <w:p>
+      <w:pPr>
+        <w:pStyle w:val="IntenseQuote"/>
+      </w:pPr>
+      <w:r>
+        <w:t>리스크:</w:t>
+      </w:r>
+    </w:p>
+    <w:p>
+      <w:pPr>
+        <w:pStyle w:val="ListBullet"/>
+      </w:pPr>
+      <w:r>
+        <w:t>보조 업무와 공식 판단·조치의 경계가 불명확하면 책임 범위 오인이나 부적절한 조치가 발생할 수 있다.</w:t>
+      </w:r>
+    </w:p>
+    <w:p>
+      <w:pPr>
+        <w:pStyle w:val="ListBullet"/>
+      </w:pPr>
+      <w:r>
+        <w:t>유권해석 공식 접수처와 에스컬레이션 기준이 불명확하면 민원 지연 또는 담당자의 독자적 판단이 발생할 수 있다.</w:t>
+      </w:r>
+    </w:p>
+    <w:p>
+      <w:pPr>
+        <w:pStyle w:val="ListBullet"/>
+      </w:pPr>
+      <w:r>
+        <w:t>3일 처리 원칙의 기산 시점·적용 범위·예외가 미확정이면 SLA 준수 여부와 답변 품질에 편차가 생길 수 있다.</w:t>
+      </w:r>
+    </w:p>
+    <w:p>
+      <w:pPr>
+        <w:pStyle w:val="ListBullet"/>
+      </w:pPr>
+      <w:r>
+        <w:t>승인권자와 세부 RACI가 미확정이면 보고 누락·책임소재 불명확 또는 업무 중복이 발생할 수 있다.</w:t>
+      </w:r>
+    </w:p>
+    <w:p>
+      <w:pPr>
+        <w:pStyle w:val="ListBullet"/>
+      </w:pPr>
+      <w:r>
+        <w:t>민원·실사 기록 공유 과정에서 개인정보 및 민감정보가 과도하게 노출될 수 있다.</w:t>
+      </w:r>
+    </w:p>
+    <w:p>
+      <w:pPr>
+        <w:pStyle w:val="ListBullet"/>
+      </w:pPr>
+      <w:r>
+        <w:t>법적 근거와 대외 답변 품질관리 책임이 확정되기 전에 답변하면 법적·대외 커뮤니케이션 리스크가 발생할 수 있다.</w:t>
+      </w:r>
+    </w:p>
+    <w:p>
+      <w:pPr>
+        <w:pStyle w:val="IntenseQuote"/>
+      </w:pPr>
+      <w:r>
+        <w:t>미해결 질문:</w:t>
+      </w:r>
+    </w:p>
+    <w:p>
+      <w:pPr>
+        <w:pStyle w:val="ListBullet"/>
+      </w:pPr>
+      <w:r>
+        <w:t>선거비용 실사 보조 절차의 최종 승인권자와 상위 부서·관련 기관 보고 기준은 무엇인가?</w:t>
+      </w:r>
+    </w:p>
+    <w:p>
+      <w:pPr>
+        <w:pStyle w:val="ListBullet"/>
+      </w:pPr>
+      <w:r>
+        <w:t>유권해석 요청의 공식 접수처와 에스컬레이션 승인권자는 누구인가?</w:t>
+      </w:r>
+    </w:p>
+    <w:p>
+      <w:pPr>
+        <w:pStyle w:val="ListBullet"/>
+      </w:pPr>
+      <w:r>
+        <w:t>3일 처리 원칙의 기산 시점·적용 범위 및 예외는 무엇인가?</w:t>
+      </w:r>
+    </w:p>
+    <w:p>
+      <w:pPr>
+        <w:pStyle w:val="ListBullet"/>
+      </w:pPr>
+      <w:r>
+        <w:t>민원 및 실사 자료의 보존기간과 접근권한은 어떻게 정할 것인가?</w:t>
+      </w:r>
+    </w:p>
+    <w:p>
+      <w:pPr>
+        <w:pStyle w:val="ListBullet"/>
+      </w:pPr>
+      <w:r>
+        <w:t>적용할 법적 근거와 공식 판단·조치의 최종 책임 주체는 누구인가?</w:t>
+      </w:r>
+    </w:p>
+    <w:p>
+      <w:pPr>
+        <w:pStyle w:val="ListBullet"/>
+      </w:pPr>
+      <w:r>
+        <w:t>관리계·지도계 간 세부 RACI와 대외 답변 품질관리 책임자는 누구인가?</w:t>
+      </w:r>
+    </w:p>
+    <w:p>
+      <w:pPr>
+        <w:pStyle w:val="ListBullet"/>
+      </w:pPr>
+      <w:r>
+        <w:t>시행 전 전체 산출물의 일관성 검증과 운영 리허설을 완료했는가?</w:t>
+      </w:r>
+    </w:p>
+    <w:p>
+      <w:r>
+        <w:t>위키 커밋: https://github.com/Abraxaspark91/n8n_termpjt/commit/a4116126b3959fedf835145b58cddef4deac1302</w:t>
       </w:r>
     </w:p>
     <w:sectPr>
